--- a/template/Template_HDCG.docx
+++ b/template/Template_HDCG.docx
@@ -2928,26 +2928,12 @@
             <w:r>
               <w:rPr>
                 <w:rFonts w:ascii="Inter" w:eastAsia="Inter" w:hAnsi="Inter" w:cs="Inter"/>
+                <w:b/>
+                <w:bCs/>
                 <w:i/>
                 <w:iCs/>
               </w:rPr>
-              <w:t>{{</w:t>
-            </w:r>
-            <w:r>
-              <w:rPr>
-                <w:rFonts w:ascii="Inter" w:eastAsia="Inter" w:hAnsi="Inter" w:cs="Inter"/>
-                <w:i/>
-                <w:iCs/>
-              </w:rPr>
-              <w:t xml:space="preserve"> text_amount </w:t>
-            </w:r>
-            <w:r>
-              <w:rPr>
-                <w:rFonts w:ascii="Inter" w:eastAsia="Inter" w:hAnsi="Inter" w:cs="Inter"/>
-                <w:i/>
-                <w:iCs/>
-              </w:rPr>
-              <w:t>}}</w:t>
+              <w:t>{{ text_amount }}</w:t>
             </w:r>
             <w:r>
               <w:rPr>
@@ -4037,6 +4023,11 @@
         <w:docPartUnique/>
       </w:docPartObj>
     </w:sdtPr>
+    <w:sdtEndPr>
+      <w:rPr>
+        <w:rStyle w:val="PageNumber"/>
+      </w:rPr>
+    </w:sdtEndPr>
     <w:sdtContent>
       <w:p>
         <w:pPr>
@@ -4105,6 +4096,11 @@
         <w:docPartUnique/>
       </w:docPartObj>
     </w:sdtPr>
+    <w:sdtEndPr>
+      <w:rPr>
+        <w:rStyle w:val="PageNumber"/>
+      </w:rPr>
+    </w:sdtEndPr>
     <w:sdtContent>
       <w:p>
         <w:pPr>
@@ -4188,6 +4184,11 @@
         <w:docPartUnique/>
       </w:docPartObj>
     </w:sdtPr>
+    <w:sdtEndPr>
+      <w:rPr>
+        <w:rStyle w:val="PageNumber"/>
+      </w:rPr>
+    </w:sdtEndPr>
     <w:sdtContent>
       <w:p>
         <w:pPr>
@@ -4256,6 +4257,11 @@
         <w:docPartUnique/>
       </w:docPartObj>
     </w:sdtPr>
+    <w:sdtEndPr>
+      <w:rPr>
+        <w:rStyle w:val="PageNumber"/>
+      </w:rPr>
+    </w:sdtEndPr>
     <w:sdtContent>
       <w:p>
         <w:pPr>
@@ -4711,7 +4717,7 @@
             </wp:anchor>
           </w:drawing>
         </mc:Choice>
-        <mc:Fallback xmlns:a="http://schemas.openxmlformats.org/drawingml/2006/main" xmlns:pic="http://schemas.openxmlformats.org/drawingml/2006/picture" xmlns:a14="http://schemas.microsoft.com/office/drawing/2010/main">
+        <mc:Fallback xmlns:a14="http://schemas.microsoft.com/office/drawing/2010/main" xmlns:pic="http://schemas.openxmlformats.org/drawingml/2006/picture" xmlns:a="http://schemas.openxmlformats.org/drawingml/2006/main">
           <w:pict>
             <v:line id="Straight Connector 3" style="position:absolute;z-index:251658241;visibility:visible;mso-wrap-style:square;mso-width-percent:0;mso-height-percent:0;mso-wrap-distance-left:9pt;mso-wrap-distance-top:-3e-5mm;mso-wrap-distance-right:9pt;mso-wrap-distance-bottom:-3e-5mm;mso-position-horizontal:absolute;mso-position-horizontal-relative:margin;mso-position-vertical:absolute;mso-position-vertical-relative:text;mso-width-percent:0;mso-height-percent:0;mso-width-relative:margin;mso-height-relative:margin" o:spid="_x0000_s1026" strokecolor="#0b4133" strokeweight="1pt" from="-2.1pt,2.6pt" to="471.3pt,2.6pt" w14:anchorId="0DF33733" o:gfxdata="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">
               <v:stroke joinstyle="miter"/>
@@ -5079,7 +5085,7 @@
             </wp:anchor>
           </w:drawing>
         </mc:Choice>
-        <mc:Fallback xmlns:a="http://schemas.openxmlformats.org/drawingml/2006/main" xmlns:pic="http://schemas.openxmlformats.org/drawingml/2006/picture" xmlns:a14="http://schemas.microsoft.com/office/drawing/2010/main">
+        <mc:Fallback xmlns:a14="http://schemas.microsoft.com/office/drawing/2010/main" xmlns:pic="http://schemas.openxmlformats.org/drawingml/2006/picture" xmlns:a="http://schemas.openxmlformats.org/drawingml/2006/main">
           <w:pict>
             <v:line id="Straight Connector 2" style="position:absolute;z-index:251658240;visibility:visible;mso-wrap-style:square;mso-width-percent:0;mso-height-percent:0;mso-wrap-distance-left:9pt;mso-wrap-distance-top:-3e-5mm;mso-wrap-distance-right:9pt;mso-wrap-distance-bottom:-3e-5mm;mso-position-horizontal:absolute;mso-position-horizontal-relative:margin;mso-position-vertical:absolute;mso-position-vertical-relative:text;mso-width-percent:0;mso-height-percent:0;mso-width-relative:margin;mso-height-relative:margin" o:spid="_x0000_s1026" strokecolor="#0b4133" strokeweight="1pt" from="-2.1pt,2.6pt" to="471.3pt,2.6pt" w14:anchorId="206D9B06" o:gfxdata="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">
               <v:stroke joinstyle="miter"/>
@@ -7069,15 +7075,6 @@
 </file>
 
 <file path=customXml/item1.xml><?xml version="1.0" encoding="utf-8"?>
-<?mso-contentType ?>
-<FormTemplates xmlns="http://schemas.microsoft.com/sharepoint/v3/contenttype/forms">
-  <Display>DocumentLibraryForm</Display>
-  <Edit>DocumentLibraryForm</Edit>
-  <New>DocumentLibraryForm</New>
-</FormTemplates>
-</file>
-
-<file path=customXml/item2.xml><?xml version="1.0" encoding="utf-8"?>
 <ct:contentTypeSchema xmlns:ct="http://schemas.microsoft.com/office/2006/metadata/contentType" xmlns:ma="http://schemas.microsoft.com/office/2006/metadata/properties/metaAttributes" ct:_="" ma:_="" ma:contentTypeName="Tài liệu" ma:contentTypeID="0x0101004F72A1D5142FAE46B036A5EA2C77379A" ma:contentTypeVersion="18" ma:contentTypeDescription="Tạo tài liệu mới." ma:contentTypeScope="" ma:versionID="a68219e28fcc2d2ac632436a87262080">
   <xsd:schema xmlns:xsd="http://www.w3.org/2001/XMLSchema" xmlns:xs="http://www.w3.org/2001/XMLSchema" xmlns:p="http://schemas.microsoft.com/office/2006/metadata/properties" xmlns:ns3="c881be80-b84f-4b44-8632-b192d0d8f767" xmlns:ns4="2dd08d4c-efa2-438a-8902-c2e78d21ae14" targetNamespace="http://schemas.microsoft.com/office/2006/metadata/properties" ma:root="true" ma:fieldsID="f408fbdb77cd570cf2e84b687cae4b4d" ns3:_="" ns4:_="">
     <xsd:import namespace="c881be80-b84f-4b44-8632-b192d0d8f767"/>
@@ -7330,11 +7327,16 @@
 </ct:contentTypeSchema>
 </file>
 
-<file path=customXml/item3.xml><?xml version="1.0" encoding="utf-8"?>
-<b:Sources xmlns:b="http://schemas.openxmlformats.org/officeDocument/2006/bibliography" xmlns="http://schemas.openxmlformats.org/officeDocument/2006/bibliography" SelectedStyle="\APASixthEditionOfficeOnline.xsl" StyleName="APA" Version="6"/>
+<file path=customXml/item2.xml><?xml version="1.0" encoding="utf-8"?>
+<?mso-contentType ?>
+<FormTemplates xmlns="http://schemas.microsoft.com/sharepoint/v3/contenttype/forms">
+  <Display>DocumentLibraryForm</Display>
+  <Edit>DocumentLibraryForm</Edit>
+  <New>DocumentLibraryForm</New>
+</FormTemplates>
 </file>
 
-<file path=customXml/item4.xml><?xml version="1.0" encoding="utf-8"?>
+<file path=customXml/item3.xml><?xml version="1.0" encoding="utf-8"?>
 <p:properties xmlns:p="http://schemas.microsoft.com/office/2006/metadata/properties" xmlns:xsi="http://www.w3.org/2001/XMLSchema-instance" xmlns:pc="http://schemas.microsoft.com/office/infopath/2007/PartnerControls">
   <documentManagement>
     <_activity xmlns="c881be80-b84f-4b44-8632-b192d0d8f767" xsi:nil="true"/>
@@ -7342,15 +7344,11 @@
 </p:properties>
 </file>
 
-<file path=customXml/itemProps1.xml><?xml version="1.0" encoding="utf-8"?>
-<ds:datastoreItem xmlns:ds="http://schemas.openxmlformats.org/officeDocument/2006/customXml" ds:itemID="{273CA919-C68D-4803-8DE4-978DF6700EA6}">
-  <ds:schemaRefs>
-    <ds:schemaRef ds:uri="http://schemas.microsoft.com/sharepoint/v3/contenttype/forms"/>
-  </ds:schemaRefs>
-</ds:datastoreItem>
+<file path=customXml/item4.xml><?xml version="1.0" encoding="utf-8"?>
+<b:Sources xmlns:b="http://schemas.openxmlformats.org/officeDocument/2006/bibliography" xmlns="http://schemas.openxmlformats.org/officeDocument/2006/bibliography" SelectedStyle="\APASixthEditionOfficeOnline.xsl" StyleName="APA" Version="6"/>
 </file>
 
-<file path=customXml/itemProps2.xml><?xml version="1.0" encoding="utf-8"?>
+<file path=customXml/itemProps1.xml><?xml version="1.0" encoding="utf-8"?>
 <ds:datastoreItem xmlns:ds="http://schemas.openxmlformats.org/officeDocument/2006/customXml" ds:itemID="{2E366D6E-A09B-4644-964E-4F066930A08E}">
   <ds:schemaRefs>
     <ds:schemaRef ds:uri="http://schemas.microsoft.com/office/2006/metadata/contentType"/>
@@ -7369,15 +7367,15 @@
 </ds:datastoreItem>
 </file>
 
-<file path=customXml/itemProps3.xml><?xml version="1.0" encoding="utf-8"?>
-<ds:datastoreItem xmlns:ds="http://schemas.openxmlformats.org/officeDocument/2006/customXml" ds:itemID="{FA65F82B-7F7F-4D98-81A6-86149BE65651}">
+<file path=customXml/itemProps2.xml><?xml version="1.0" encoding="utf-8"?>
+<ds:datastoreItem xmlns:ds="http://schemas.openxmlformats.org/officeDocument/2006/customXml" ds:itemID="{273CA919-C68D-4803-8DE4-978DF6700EA6}">
   <ds:schemaRefs>
-    <ds:schemaRef ds:uri="http://schemas.openxmlformats.org/officeDocument/2006/bibliography"/>
+    <ds:schemaRef ds:uri="http://schemas.microsoft.com/sharepoint/v3/contenttype/forms"/>
   </ds:schemaRefs>
 </ds:datastoreItem>
 </file>
 
-<file path=customXml/itemProps4.xml><?xml version="1.0" encoding="utf-8"?>
+<file path=customXml/itemProps3.xml><?xml version="1.0" encoding="utf-8"?>
 <ds:datastoreItem xmlns:ds="http://schemas.openxmlformats.org/officeDocument/2006/customXml" ds:itemID="{A5412240-7686-4E27-999D-0E79A2BE22B7}">
   <ds:schemaRefs>
     <ds:schemaRef ds:uri="http://schemas.microsoft.com/office/2006/metadata/properties"/>
@@ -7385,4 +7383,12 @@
     <ds:schemaRef ds:uri="c881be80-b84f-4b44-8632-b192d0d8f767"/>
   </ds:schemaRefs>
 </ds:datastoreItem>
+</file>
+
+<file path=customXml/itemProps4.xml><?xml version="1.0" encoding="utf-8"?>
+<ds:datastoreItem xmlns:ds="http://schemas.openxmlformats.org/officeDocument/2006/customXml" ds:itemID="{FA65F82B-7F7F-4D98-81A6-86149BE65651}">
+  <ds:schemaRefs>
+    <ds:schemaRef ds:uri="http://schemas.openxmlformats.org/officeDocument/2006/bibliography"/>
+  </ds:schemaRefs>
+</ds:datastoreItem>
 </file>
--- a/template/Template_HDCG.docx
+++ b/template/Template_HDCG.docx
@@ -85,43 +85,7 @@
                 <w:szCs w:val="24"/>
                 <w:lang w:val="en-US"/>
               </w:rPr>
-              <w:t xml:space="preserve">{{ </w:t>
-            </w:r>
-            <w:r>
-              <w:rPr>
-                <w:rFonts w:ascii="Inter" w:eastAsia="Times New Roman" w:hAnsi="Inter" w:cs="Times New Roman"/>
-                <w:sz w:val="24"/>
-                <w:szCs w:val="24"/>
-                <w:lang w:val="en-US"/>
-              </w:rPr>
-              <w:t>abbreviated_project</w:t>
-            </w:r>
-            <w:r>
-              <w:rPr>
-                <w:rFonts w:ascii="Inter" w:eastAsia="Times New Roman" w:hAnsi="Inter" w:cs="Times New Roman"/>
-                <w:sz w:val="24"/>
-                <w:szCs w:val="24"/>
-                <w:lang w:val="en-US"/>
-              </w:rPr>
-              <w:t xml:space="preserve"> }}{{ </w:t>
-            </w:r>
-            <w:r>
-              <w:rPr>
-                <w:rFonts w:ascii="Inter" w:eastAsia="Times New Roman" w:hAnsi="Inter" w:cs="Times New Roman"/>
-                <w:sz w:val="24"/>
-                <w:szCs w:val="24"/>
-                <w:lang w:val="en-US"/>
-              </w:rPr>
-              <w:t>additional_information</w:t>
-            </w:r>
-            <w:r>
-              <w:rPr>
-                <w:rFonts w:ascii="Inter" w:eastAsia="Times New Roman" w:hAnsi="Inter" w:cs="Times New Roman"/>
-                <w:sz w:val="24"/>
-                <w:szCs w:val="24"/>
-                <w:lang w:val="en-US"/>
-              </w:rPr>
-              <w:t xml:space="preserve"> }}</w:t>
+              <w:t xml:space="preserve">{{ abbreviated_project }}{{ additional_information }}</w:t>
             </w:r>
           </w:p>
         </w:tc>
@@ -398,7 +362,7 @@
           <w:sz w:val="24"/>
           <w:szCs w:val="24"/>
         </w:rPr>
-        <w:t xml:space="preserve">{{ </w:t>
+        <w:t xml:space="preserve">{{ dd }}</w:t>
       </w:r>
       <w:r>
         <w:rPr>
@@ -407,8 +371,9 @@
           <w:iCs/>
           <w:sz w:val="24"/>
           <w:szCs w:val="24"/>
-        </w:rPr>
-        <w:t>dd</w:t>
+          <w:lang w:val="vi-VN"/>
+        </w:rPr>
+        <w:t xml:space="preserve"> </w:t>
       </w:r>
       <w:r>
         <w:rPr>
@@ -417,8 +382,9 @@
           <w:iCs/>
           <w:sz w:val="24"/>
           <w:szCs w:val="24"/>
-        </w:rPr>
-        <w:t xml:space="preserve"> }}</w:t>
+          <w:lang w:val="vi-VN"/>
+        </w:rPr>
+        <w:t>tháng</w:t>
       </w:r>
       <w:r>
         <w:rPr>
@@ -438,9 +404,8 @@
           <w:iCs/>
           <w:sz w:val="24"/>
           <w:szCs w:val="24"/>
-          <w:lang w:val="vi-VN"/>
-        </w:rPr>
-        <w:t>tháng</w:t>
+        </w:rPr>
+        <w:t xml:space="preserve">{{ mm }}</w:t>
       </w:r>
       <w:r>
         <w:rPr>
@@ -460,8 +425,9 @@
           <w:iCs/>
           <w:sz w:val="24"/>
           <w:szCs w:val="24"/>
-        </w:rPr>
-        <w:t xml:space="preserve">{{ </w:t>
+          <w:lang w:val="vi-VN"/>
+        </w:rPr>
+        <w:t xml:space="preserve">năm </w:t>
       </w:r>
       <w:r>
         <w:rPr>
@@ -471,69 +437,7 @@
           <w:sz w:val="24"/>
           <w:szCs w:val="24"/>
         </w:rPr>
-        <w:t>mm</w:t>
-      </w:r>
-      <w:r>
-        <w:rPr>
-          <w:rFonts w:ascii="Inter" w:eastAsia="Times New Roman" w:hAnsi="Inter" w:cs="Times New Roman"/>
-          <w:i/>
-          <w:iCs/>
-          <w:sz w:val="24"/>
-          <w:szCs w:val="24"/>
-        </w:rPr>
-        <w:t xml:space="preserve"> }}</w:t>
-      </w:r>
-      <w:r>
-        <w:rPr>
-          <w:rFonts w:ascii="Inter" w:eastAsia="Times New Roman" w:hAnsi="Inter" w:cs="Times New Roman"/>
-          <w:i/>
-          <w:iCs/>
-          <w:sz w:val="24"/>
-          <w:szCs w:val="24"/>
-          <w:lang w:val="vi-VN"/>
-        </w:rPr>
-        <w:t xml:space="preserve"> </w:t>
-      </w:r>
-      <w:r>
-        <w:rPr>
-          <w:rFonts w:ascii="Inter" w:eastAsia="Times New Roman" w:hAnsi="Inter" w:cs="Times New Roman"/>
-          <w:i/>
-          <w:iCs/>
-          <w:sz w:val="24"/>
-          <w:szCs w:val="24"/>
-          <w:lang w:val="vi-VN"/>
-        </w:rPr>
-        <w:t xml:space="preserve">năm </w:t>
-      </w:r>
-      <w:r>
-        <w:rPr>
-          <w:rFonts w:ascii="Inter" w:eastAsia="Times New Roman" w:hAnsi="Inter" w:cs="Times New Roman"/>
-          <w:i/>
-          <w:iCs/>
-          <w:sz w:val="24"/>
-          <w:szCs w:val="24"/>
-        </w:rPr>
-        <w:t xml:space="preserve">{{ </w:t>
-      </w:r>
-      <w:r>
-        <w:rPr>
-          <w:rFonts w:ascii="Inter" w:eastAsia="Times New Roman" w:hAnsi="Inter" w:cs="Times New Roman"/>
-          <w:i/>
-          <w:iCs/>
-          <w:sz w:val="24"/>
-          <w:szCs w:val="24"/>
-        </w:rPr>
-        <w:t>yyyy</w:t>
-      </w:r>
-      <w:r>
-        <w:rPr>
-          <w:rFonts w:ascii="Inter" w:eastAsia="Times New Roman" w:hAnsi="Inter" w:cs="Times New Roman"/>
-          <w:i/>
-          <w:iCs/>
-          <w:sz w:val="24"/>
-          <w:szCs w:val="24"/>
-        </w:rPr>
-        <w:t xml:space="preserve"> }}</w:t>
+        <w:t xml:space="preserve">{{ yyyy }}</w:t>
       </w:r>
       <w:r>
         <w:rPr>
@@ -957,7 +861,7 @@
           <w:b/>
           <w:bCs/>
         </w:rPr>
-        <w:t xml:space="preserve">{{ </w:t>
+        <w:t xml:space="preserve">{{ pronoun }}</w:t>
       </w:r>
       <w:r>
         <w:rPr>
@@ -965,17 +869,9 @@
           <w:rFonts w:ascii="Inter" w:hAnsi="Inter"/>
           <w:b/>
           <w:bCs/>
-        </w:rPr>
-        <w:t>pronoun</w:t>
-      </w:r>
-      <w:r>
-        <w:rPr>
-          <w:rFonts w:ascii="Inter" w:hAnsi="Inter"/>
-          <w:b/>
-          <w:bCs/>
-          <w:noProof/>
-        </w:rPr>
-        <w:t xml:space="preserve"> }}</w:t>
+          <w:lang w:val="vi-VN"/>
+        </w:rPr>
+        <w:t xml:space="preserve"> </w:t>
       </w:r>
       <w:r>
         <w:rPr>
@@ -983,36 +879,8 @@
           <w:rFonts w:ascii="Inter" w:hAnsi="Inter"/>
           <w:b/>
           <w:bCs/>
-          <w:lang w:val="vi-VN"/>
-        </w:rPr>
-        <w:t xml:space="preserve"> </w:t>
-      </w:r>
-      <w:r>
-        <w:rPr>
-          <w:rStyle w:val="normaltextrun"/>
-          <w:rFonts w:ascii="Inter" w:hAnsi="Inter"/>
-          <w:b/>
-          <w:bCs/>
-        </w:rPr>
-        <w:t xml:space="preserve">{{ </w:t>
-      </w:r>
-      <w:r>
-        <w:rPr>
-          <w:rStyle w:val="normaltextrun"/>
-          <w:rFonts w:ascii="Inter" w:hAnsi="Inter"/>
-          <w:b/>
-          <w:bCs/>
-        </w:rPr>
-        <w:t>expert_name</w:t>
-      </w:r>
-      <w:r>
-        <w:rPr>
-          <w:rStyle w:val="normaltextrun"/>
-          <w:rFonts w:ascii="Inter" w:hAnsi="Inter"/>
-          <w:b/>
-          <w:bCs/>
-        </w:rPr>
-        <w:t xml:space="preserve"> }}</w:t>
+        </w:rPr>
+        <w:t xml:space="preserve">{{ expert_name }}</w:t>
       </w:r>
     </w:p>
     <w:p>
@@ -1049,25 +917,7 @@
           <w:sz w:val="24"/>
           <w:szCs w:val="24"/>
         </w:rPr>
-        <w:t xml:space="preserve">{{ </w:t>
-      </w:r>
-      <w:r>
-        <w:rPr>
-          <w:rFonts w:ascii="Inter" w:hAnsi="Inter" w:cs="Times New Roman"/>
-          <w:spacing w:val="-6"/>
-          <w:sz w:val="24"/>
-          <w:szCs w:val="24"/>
-        </w:rPr>
-        <w:t>nationality</w:t>
-      </w:r>
-      <w:r>
-        <w:rPr>
-          <w:rFonts w:ascii="Inter" w:hAnsi="Inter" w:cs="Times New Roman"/>
-          <w:spacing w:val="-6"/>
-          <w:sz w:val="24"/>
-          <w:szCs w:val="24"/>
-        </w:rPr>
-        <w:t xml:space="preserve"> }}</w:t>
+        <w:t xml:space="preserve">{{ nationality }}</w:t>
       </w:r>
     </w:p>
     <w:p>
@@ -1102,25 +952,7 @@
           <w:sz w:val="24"/>
           <w:szCs w:val="24"/>
         </w:rPr>
-        <w:t xml:space="preserve">{{ </w:t>
-      </w:r>
-      <w:r>
-        <w:rPr>
-          <w:rFonts w:ascii="Inter" w:hAnsi="Inter" w:cs="Times New Roman"/>
-          <w:spacing w:val="-2"/>
-          <w:sz w:val="24"/>
-          <w:szCs w:val="24"/>
-        </w:rPr>
-        <w:t>address</w:t>
-      </w:r>
-      <w:r>
-        <w:rPr>
-          <w:rFonts w:ascii="Inter" w:hAnsi="Inter" w:cs="Times New Roman"/>
-          <w:spacing w:val="-2"/>
-          <w:sz w:val="24"/>
-          <w:szCs w:val="24"/>
-        </w:rPr>
-        <w:t xml:space="preserve"> }}</w:t>
+        <w:t xml:space="preserve">{{ address }}</w:t>
       </w:r>
     </w:p>
     <w:p>
@@ -1154,23 +986,7 @@
           <w:sz w:val="24"/>
           <w:szCs w:val="24"/>
         </w:rPr>
-        <w:t xml:space="preserve">{{ </w:t>
-      </w:r>
-      <w:r>
-        <w:rPr>
-          <w:rFonts w:ascii="Inter" w:hAnsi="Inter" w:cs="Times New Roman"/>
-          <w:sz w:val="24"/>
-          <w:szCs w:val="24"/>
-        </w:rPr>
-        <w:t>id_number</w:t>
-      </w:r>
-      <w:r>
-        <w:rPr>
-          <w:rFonts w:ascii="Inter" w:hAnsi="Inter" w:cs="Times New Roman"/>
-          <w:sz w:val="24"/>
-          <w:szCs w:val="24"/>
-        </w:rPr>
-        <w:t xml:space="preserve"> }}</w:t>
+        <w:t xml:space="preserve">{{ id_number }}</w:t>
       </w:r>
       <w:r>
         <w:rPr>
@@ -1208,23 +1024,7 @@
           <w:sz w:val="24"/>
           <w:szCs w:val="24"/>
         </w:rPr>
-        <w:t xml:space="preserve">{{ </w:t>
-      </w:r>
-      <w:r>
-        <w:rPr>
-          <w:rFonts w:ascii="Inter" w:hAnsi="Inter" w:cs="Times New Roman"/>
-          <w:sz w:val="24"/>
-          <w:szCs w:val="24"/>
-        </w:rPr>
-        <w:t>issued_date</w:t>
-      </w:r>
-      <w:r>
-        <w:rPr>
-          <w:rFonts w:ascii="Inter" w:hAnsi="Inter" w:cs="Times New Roman"/>
-          <w:sz w:val="24"/>
-          <w:szCs w:val="24"/>
-        </w:rPr>
-        <w:t xml:space="preserve"> }}</w:t>
+        <w:t xml:space="preserve">{{ issued_date }}</w:t>
       </w:r>
       <w:r>
         <w:rPr>
@@ -1281,27 +1081,7 @@
           <w:sz w:val="24"/>
           <w:szCs w:val="24"/>
         </w:rPr>
-        <w:t xml:space="preserve">{{ </w:t>
-      </w:r>
-      <w:r>
-        <w:rPr>
-          <w:rFonts w:ascii="Inter" w:hAnsi="Inter" w:cs="Times New Roman"/>
-          <w:noProof/>
-          <w:spacing w:val="-6"/>
-          <w:sz w:val="24"/>
-          <w:szCs w:val="24"/>
-        </w:rPr>
-        <w:t>issued_place</w:t>
-      </w:r>
-      <w:r>
-        <w:rPr>
-          <w:rFonts w:ascii="Inter" w:hAnsi="Inter" w:cs="Times New Roman"/>
-          <w:noProof/>
-          <w:spacing w:val="-6"/>
-          <w:sz w:val="24"/>
-          <w:szCs w:val="24"/>
-        </w:rPr>
-        <w:t xml:space="preserve"> }}</w:t>
+        <w:t xml:space="preserve">{{ issued_place }}</w:t>
       </w:r>
       <w:r>
         <w:rPr>
@@ -1363,23 +1143,7 @@
           <w:sz w:val="24"/>
           <w:szCs w:val="24"/>
         </w:rPr>
-        <w:t xml:space="preserve">{{ </w:t>
-      </w:r>
-      <w:r>
-        <w:rPr>
-          <w:rFonts w:ascii="Inter" w:hAnsi="Inter" w:cs="Times New Roman"/>
-          <w:sz w:val="24"/>
-          <w:szCs w:val="24"/>
-        </w:rPr>
-        <w:t>email_address</w:t>
-      </w:r>
-      <w:r>
-        <w:rPr>
-          <w:rFonts w:ascii="Inter" w:hAnsi="Inter" w:cs="Times New Roman"/>
-          <w:sz w:val="24"/>
-          <w:szCs w:val="24"/>
-        </w:rPr>
-        <w:t xml:space="preserve"> }}</w:t>
+        <w:t xml:space="preserve">{{ email_address }}</w:t>
       </w:r>
       <w:r>
         <w:rPr>
@@ -1407,25 +1171,7 @@
           <w:sz w:val="24"/>
           <w:szCs w:val="24"/>
         </w:rPr>
-        <w:t xml:space="preserve">{{ </w:t>
-      </w:r>
-      <w:r>
-        <w:rPr>
-          <w:rFonts w:ascii="Inter" w:hAnsi="Inter" w:cs="Times New Roman"/>
-          <w:spacing w:val="-6"/>
-          <w:sz w:val="24"/>
-          <w:szCs w:val="24"/>
-        </w:rPr>
-        <w:t>phone</w:t>
-      </w:r>
-      <w:r>
-        <w:rPr>
-          <w:rFonts w:ascii="Inter" w:hAnsi="Inter" w:cs="Times New Roman"/>
-          <w:spacing w:val="-6"/>
-          <w:sz w:val="24"/>
-          <w:szCs w:val="24"/>
-        </w:rPr>
-        <w:t xml:space="preserve"> }}</w:t>
+        <w:t xml:space="preserve">{{ phone }}</w:t>
       </w:r>
     </w:p>
     <w:p>
@@ -1460,7 +1206,7 @@
           <w:sz w:val="24"/>
           <w:szCs w:val="24"/>
         </w:rPr>
-        <w:t xml:space="preserve">{{ </w:t>
+        <w:t xml:space="preserve">{{ bank_account }}</w:t>
       </w:r>
       <w:r>
         <w:rPr>
@@ -1468,8 +1214,9 @@
           <w:noProof/>
           <w:sz w:val="24"/>
           <w:szCs w:val="24"/>
-        </w:rPr>
-        <w:t>bank_account</w:t>
+          <w:lang w:val="vi-VN"/>
+        </w:rPr>
+        <w:t xml:space="preserve"> tại </w:t>
       </w:r>
       <w:r>
         <w:rPr>
@@ -1478,44 +1225,7 @@
           <w:sz w:val="24"/>
           <w:szCs w:val="24"/>
         </w:rPr>
-        <w:t xml:space="preserve"> }}</w:t>
-      </w:r>
-      <w:r>
-        <w:rPr>
-          <w:rFonts w:ascii="Inter" w:hAnsi="Inter" w:cs="Times New Roman"/>
-          <w:noProof/>
-          <w:sz w:val="24"/>
-          <w:szCs w:val="24"/>
-          <w:lang w:val="vi-VN"/>
-        </w:rPr>
-        <w:t xml:space="preserve"> tại </w:t>
-      </w:r>
-      <w:r>
-        <w:rPr>
-          <w:rFonts w:ascii="Inter" w:hAnsi="Inter" w:cs="Times New Roman"/>
-          <w:noProof/>
-          <w:sz w:val="24"/>
-          <w:szCs w:val="24"/>
-        </w:rPr>
-        <w:t xml:space="preserve">{{ </w:t>
-      </w:r>
-      <w:r>
-        <w:rPr>
-          <w:rFonts w:ascii="Inter" w:hAnsi="Inter" w:cs="Times New Roman"/>
-          <w:noProof/>
-          <w:sz w:val="24"/>
-          <w:szCs w:val="24"/>
-        </w:rPr>
-        <w:t>bank_name</w:t>
-      </w:r>
-      <w:r>
-        <w:rPr>
-          <w:rFonts w:ascii="Inter" w:hAnsi="Inter" w:cs="Times New Roman"/>
-          <w:noProof/>
-          <w:sz w:val="24"/>
-          <w:szCs w:val="24"/>
-        </w:rPr>
-        <w:t xml:space="preserve"> }}</w:t>
+        <w:t xml:space="preserve">{{ bank_name }}</w:t>
       </w:r>
     </w:p>
     <w:p>
@@ -1619,7 +1329,7 @@
           <w:sz w:val="24"/>
           <w:szCs w:val="24"/>
         </w:rPr>
-        <w:t xml:space="preserve">{{ </w:t>
+        <w:t xml:space="preserve">{{ sum_activities }}</w:t>
       </w:r>
       <w:r>
         <w:rPr>
@@ -1628,7 +1338,7 @@
           <w:szCs w:val="24"/>
           <w:lang w:val="vi-VN"/>
         </w:rPr>
-        <w:t>sum_activities</w:t>
+        <w:t xml:space="preserve"> nhằm </w:t>
       </w:r>
       <w:r>
         <w:rPr>
@@ -1636,7 +1346,7 @@
           <w:sz w:val="24"/>
           <w:szCs w:val="24"/>
         </w:rPr>
-        <w:t xml:space="preserve"> }}</w:t>
+        <w:t xml:space="preserve">{{ activity_purpose }}</w:t>
       </w:r>
       <w:r>
         <w:rPr>
@@ -1645,84 +1355,24 @@
           <w:szCs w:val="24"/>
           <w:lang w:val="vi-VN"/>
         </w:rPr>
-        <w:t xml:space="preserve"> nhằm </w:t>
+        <w:t xml:space="preserve"> </w:t>
       </w:r>
       <w:r>
         <w:rPr>
           <w:rFonts w:ascii="Inter" w:eastAsia="Inter" w:hAnsi="Inter" w:cs="Inter"/>
           <w:sz w:val="24"/>
           <w:szCs w:val="24"/>
-        </w:rPr>
-        <w:t xml:space="preserve">{{ </w:t>
+          <w:lang w:val="vi-VN"/>
+        </w:rPr>
+        <w:t xml:space="preserve">trong khuôn khổ dự án </w:t>
       </w:r>
       <w:r>
         <w:rPr>
           <w:rFonts w:ascii="Inter" w:eastAsia="Inter" w:hAnsi="Inter" w:cs="Inter"/>
           <w:sz w:val="24"/>
           <w:szCs w:val="24"/>
-          <w:lang w:val="vi-VN"/>
-        </w:rPr>
-        <w:t>activity_</w:t>
-      </w:r>
-      <w:r>
-        <w:rPr>
-          <w:rFonts w:ascii="Inter" w:eastAsia="Inter" w:hAnsi="Inter" w:cs="Inter"/>
-          <w:sz w:val="24"/>
-          <w:szCs w:val="24"/>
-          <w:lang w:val="vi-VN"/>
-        </w:rPr>
-        <w:t>purpose</w:t>
-      </w:r>
-      <w:r>
-        <w:rPr>
-          <w:rFonts w:ascii="Inter" w:eastAsia="Inter" w:hAnsi="Inter" w:cs="Inter"/>
-          <w:sz w:val="24"/>
-          <w:szCs w:val="24"/>
-        </w:rPr>
-        <w:t xml:space="preserve"> }}</w:t>
-      </w:r>
-      <w:r>
-        <w:rPr>
-          <w:rFonts w:ascii="Inter" w:eastAsia="Inter" w:hAnsi="Inter" w:cs="Inter"/>
-          <w:sz w:val="24"/>
-          <w:szCs w:val="24"/>
-          <w:lang w:val="vi-VN"/>
-        </w:rPr>
-        <w:t xml:space="preserve"> </w:t>
-      </w:r>
-      <w:r>
-        <w:rPr>
-          <w:rFonts w:ascii="Inter" w:eastAsia="Inter" w:hAnsi="Inter" w:cs="Inter"/>
-          <w:sz w:val="24"/>
-          <w:szCs w:val="24"/>
-          <w:lang w:val="vi-VN"/>
-        </w:rPr>
-        <w:t xml:space="preserve">trong khuôn khổ dự án </w:t>
-      </w:r>
-      <w:r>
-        <w:rPr>
-          <w:rFonts w:ascii="Inter" w:eastAsia="Inter" w:hAnsi="Inter" w:cs="Inter"/>
-          <w:sz w:val="24"/>
-          <w:szCs w:val="24"/>
-        </w:rPr>
-        <w:t xml:space="preserve">{{ </w:t>
-      </w:r>
-      <w:r>
-        <w:rPr>
-          <w:rFonts w:ascii="Inter" w:eastAsia="Inter" w:hAnsi="Inter" w:cs="Inter"/>
-          <w:sz w:val="24"/>
-          <w:szCs w:val="24"/>
-          <w:lang w:val="vi-VN"/>
-        </w:rPr>
-        <w:t>project_name</w:t>
-      </w:r>
-      <w:r>
-        <w:rPr>
-          <w:rFonts w:ascii="Inter" w:eastAsia="Inter" w:hAnsi="Inter" w:cs="Inter"/>
-          <w:sz w:val="24"/>
-          <w:szCs w:val="24"/>
-        </w:rPr>
-        <w:t xml:space="preserve"> }}</w:t>
+        </w:rPr>
+        <w:t xml:space="preserve">{{ project_name }}</w:t>
       </w:r>
       <w:r>
         <w:rPr>
@@ -1830,24 +1480,7 @@
           <w:sz w:val="24"/>
           <w:szCs w:val="24"/>
         </w:rPr>
-        <w:t xml:space="preserve">{{ </w:t>
-      </w:r>
-      <w:r>
-        <w:rPr>
-          <w:rFonts w:ascii="Inter" w:hAnsi="Inter" w:cs="Times New Roman"/>
-          <w:sz w:val="24"/>
-          <w:szCs w:val="24"/>
-          <w:lang w:val="vi-VN"/>
-        </w:rPr>
-        <w:t>end_date</w:t>
-      </w:r>
-      <w:r>
-        <w:rPr>
-          <w:rFonts w:ascii="Inter" w:hAnsi="Inter" w:cs="Times New Roman"/>
-          <w:sz w:val="24"/>
-          <w:szCs w:val="24"/>
-        </w:rPr>
-        <w:t xml:space="preserve"> }}</w:t>
+        <w:t xml:space="preserve">{{ end_date }}</w:t>
       </w:r>
       <w:r>
         <w:rPr>
@@ -1910,25 +1543,7 @@
           <w:sz w:val="24"/>
           <w:szCs w:val="24"/>
         </w:rPr>
-        <w:t xml:space="preserve">{{ </w:t>
-      </w:r>
-      <w:r>
-        <w:rPr>
-          <w:rFonts w:ascii="Inter" w:hAnsi="Inter" w:cs="Times New Roman"/>
-          <w:sz w:val="24"/>
-          <w:szCs w:val="24"/>
-          <w:lang w:val="vi-VN"/>
-        </w:rPr>
-        <w:t>pronoun</w:t>
-      </w:r>
-      <w:r>
-        <w:rPr>
-          <w:rFonts w:ascii="Inter" w:hAnsi="Inter" w:cs="Times New Roman"/>
-          <w:noProof/>
-          <w:sz w:val="24"/>
-          <w:szCs w:val="24"/>
-        </w:rPr>
-        <w:t xml:space="preserve"> }}</w:t>
+        <w:t xml:space="preserve">{{ pronoun }}</w:t>
       </w:r>
       <w:r>
         <w:rPr>
@@ -1945,24 +1560,7 @@
           <w:sz w:val="24"/>
           <w:szCs w:val="24"/>
         </w:rPr>
-        <w:t xml:space="preserve">{{ </w:t>
-      </w:r>
-      <w:r>
-        <w:rPr>
-          <w:rFonts w:ascii="Inter" w:hAnsi="Inter" w:cs="Times New Roman"/>
-          <w:sz w:val="24"/>
-          <w:szCs w:val="24"/>
-          <w:lang w:val="vi-VN"/>
-        </w:rPr>
-        <w:t>expert_name</w:t>
-      </w:r>
-      <w:r>
-        <w:rPr>
-          <w:rFonts w:ascii="Inter" w:hAnsi="Inter" w:cs="Times New Roman"/>
-          <w:sz w:val="24"/>
-          <w:szCs w:val="24"/>
-        </w:rPr>
-        <w:t xml:space="preserve"> }}</w:t>
+        <w:t xml:space="preserve">{{ expert_name }}</w:t>
       </w:r>
       <w:r>
         <w:rPr>
@@ -2354,23 +1952,7 @@
                 <w:sz w:val="24"/>
                 <w:szCs w:val="24"/>
               </w:rPr>
-              <w:t>{{ activity.</w:t>
-            </w:r>
-            <w:r>
-              <w:rPr>
-                <w:rFonts w:ascii="Inter" w:eastAsia="Inter" w:hAnsi="Inter" w:cs="Inter"/>
-                <w:sz w:val="24"/>
-                <w:szCs w:val="24"/>
-              </w:rPr>
-              <w:t>activity_name</w:t>
-            </w:r>
-            <w:r>
-              <w:rPr>
-                <w:rFonts w:ascii="Inter" w:eastAsia="Inter" w:hAnsi="Inter" w:cs="Inter"/>
-                <w:sz w:val="24"/>
-                <w:szCs w:val="24"/>
-              </w:rPr>
-              <w:t xml:space="preserve"> }} </w:t>
+              <w:t>{{ activity.activity_name }} </w:t>
             </w:r>
           </w:p>
         </w:tc>
@@ -2419,23 +2001,7 @@
                 <w:sz w:val="24"/>
                 <w:szCs w:val="24"/>
               </w:rPr>
-              <w:t>{{ activity.</w:t>
-            </w:r>
-            <w:r>
-              <w:rPr>
-                <w:rFonts w:ascii="Inter" w:eastAsia="Inter" w:hAnsi="Inter" w:cs="Inter"/>
-                <w:sz w:val="24"/>
-                <w:szCs w:val="24"/>
-              </w:rPr>
-              <w:t>budget</w:t>
-            </w:r>
-            <w:r>
-              <w:rPr>
-                <w:rFonts w:ascii="Inter" w:eastAsia="Inter" w:hAnsi="Inter" w:cs="Inter"/>
-                <w:sz w:val="24"/>
-                <w:szCs w:val="24"/>
-              </w:rPr>
-              <w:t xml:space="preserve"> }}</w:t>
+              <w:t>{{ activity.budget }}</w:t>
             </w:r>
           </w:p>
         </w:tc>
@@ -2466,27 +2032,7 @@
                 <w:sz w:val="24"/>
                 <w:szCs w:val="24"/>
               </w:rPr>
-              <w:t>{{ activity.</w:t>
-            </w:r>
-            <w:r>
-              <w:rPr>
-                <w:rFonts w:ascii="Inter" w:eastAsia="Inter" w:hAnsi="Inter" w:cs="Inter"/>
-                <w:i/>
-                <w:iCs/>
-                <w:sz w:val="24"/>
-                <w:szCs w:val="24"/>
-              </w:rPr>
-              <w:t>working_days</w:t>
-            </w:r>
-            <w:r>
-              <w:rPr>
-                <w:rFonts w:ascii="Inter" w:eastAsia="Inter" w:hAnsi="Inter" w:cs="Inter"/>
-                <w:i/>
-                <w:iCs/>
-                <w:sz w:val="24"/>
-                <w:szCs w:val="24"/>
-              </w:rPr>
-              <w:t xml:space="preserve"> }}</w:t>
+              <w:t>{{ activity.working_days }}</w:t>
             </w:r>
           </w:p>
         </w:tc>
@@ -2517,27 +2063,7 @@
                 <w:sz w:val="24"/>
                 <w:szCs w:val="24"/>
               </w:rPr>
-              <w:t>{{ activity.</w:t>
-            </w:r>
-            <w:r>
-              <w:rPr>
-                <w:rFonts w:ascii="Inter" w:eastAsia="Inter" w:hAnsi="Inter" w:cs="Inter"/>
-                <w:i/>
-                <w:iCs/>
-                <w:sz w:val="24"/>
-                <w:szCs w:val="24"/>
-              </w:rPr>
-              <w:t>rate</w:t>
-            </w:r>
-            <w:r>
-              <w:rPr>
-                <w:rFonts w:ascii="Inter" w:eastAsia="Inter" w:hAnsi="Inter" w:cs="Inter"/>
-                <w:i/>
-                <w:iCs/>
-                <w:sz w:val="24"/>
-                <w:szCs w:val="24"/>
-              </w:rPr>
-              <w:t xml:space="preserve"> }}</w:t>
+              <w:t>{{ activity.rate }}</w:t>
             </w:r>
           </w:p>
         </w:tc>

--- a/template/Template_HDCG.docx
+++ b/template/Template_HDCG.docx
@@ -52,31 +52,7 @@
                 <w:sz w:val="24"/>
                 <w:szCs w:val="24"/>
               </w:rPr>
-              <w:t>{{ order_id }}</w:t>
-            </w:r>
-            <w:r>
-              <w:rPr>
-                <w:rFonts w:ascii="Inter" w:eastAsia="Times New Roman" w:hAnsi="Inter" w:cs="Times New Roman"/>
-                <w:sz w:val="24"/>
-                <w:szCs w:val="24"/>
-              </w:rPr>
-              <w:t>/</w:t>
-            </w:r>
-            <w:r>
-              <w:rPr>
-                <w:rFonts w:ascii="Inter" w:eastAsia="Times New Roman" w:hAnsi="Inter" w:cs="Times New Roman"/>
-                <w:sz w:val="24"/>
-                <w:szCs w:val="24"/>
-              </w:rPr>
-              <w:t>{{ yyyy }}</w:t>
-            </w:r>
-            <w:r>
-              <w:rPr>
-                <w:rFonts w:ascii="Inter" w:eastAsia="Times New Roman" w:hAnsi="Inter" w:cs="Times New Roman"/>
-                <w:sz w:val="24"/>
-                <w:szCs w:val="24"/>
-              </w:rPr>
-              <w:t>/HĐCG-</w:t>
+              <w:t xml:space="preserve">{{ order_id </w:t>
             </w:r>
             <w:r>
               <w:rPr>
@@ -85,7 +61,7 @@
                 <w:szCs w:val="24"/>
                 <w:lang w:val="en-US"/>
               </w:rPr>
-              <w:t xml:space="preserve">{{ abbreviated_project }}{{ additional_information }}</w:t>
+              <w:t>}}</w:t>
             </w:r>
           </w:p>
         </w:tc>
@@ -362,7 +338,7 @@
           <w:sz w:val="24"/>
           <w:szCs w:val="24"/>
         </w:rPr>
-        <w:t xml:space="preserve">{{ dd }}</w:t>
+        <w:t>{{ dd }}</w:t>
       </w:r>
       <w:r>
         <w:rPr>
@@ -405,7 +381,7 @@
           <w:sz w:val="24"/>
           <w:szCs w:val="24"/>
         </w:rPr>
-        <w:t xml:space="preserve">{{ mm }}</w:t>
+        <w:t>{{ mm }}</w:t>
       </w:r>
       <w:r>
         <w:rPr>
@@ -437,7 +413,7 @@
           <w:sz w:val="24"/>
           <w:szCs w:val="24"/>
         </w:rPr>
-        <w:t xml:space="preserve">{{ yyyy }}</w:t>
+        <w:t>{{ yyyy }}</w:t>
       </w:r>
       <w:r>
         <w:rPr>
@@ -861,7 +837,7 @@
           <w:b/>
           <w:bCs/>
         </w:rPr>
-        <w:t xml:space="preserve">{{ pronoun }}</w:t>
+        <w:t>{{ pronoun }}</w:t>
       </w:r>
       <w:r>
         <w:rPr>
@@ -880,7 +856,7 @@
           <w:b/>
           <w:bCs/>
         </w:rPr>
-        <w:t xml:space="preserve">{{ expert_name }}</w:t>
+        <w:t>{{ expert_name }}</w:t>
       </w:r>
     </w:p>
     <w:p>
@@ -917,7 +893,7 @@
           <w:sz w:val="24"/>
           <w:szCs w:val="24"/>
         </w:rPr>
-        <w:t xml:space="preserve">{{ nationality }}</w:t>
+        <w:t>{{ nationality }}</w:t>
       </w:r>
     </w:p>
     <w:p>
@@ -952,7 +928,7 @@
           <w:sz w:val="24"/>
           <w:szCs w:val="24"/>
         </w:rPr>
-        <w:t xml:space="preserve">{{ address }}</w:t>
+        <w:t>{{ address }}</w:t>
       </w:r>
     </w:p>
     <w:p>
@@ -986,7 +962,7 @@
           <w:sz w:val="24"/>
           <w:szCs w:val="24"/>
         </w:rPr>
-        <w:t xml:space="preserve">{{ id_number }}</w:t>
+        <w:t>{{ id_number }}</w:t>
       </w:r>
       <w:r>
         <w:rPr>
@@ -1024,7 +1000,7 @@
           <w:sz w:val="24"/>
           <w:szCs w:val="24"/>
         </w:rPr>
-        <w:t xml:space="preserve">{{ issued_date }}</w:t>
+        <w:t>{{ issued_date }}</w:t>
       </w:r>
       <w:r>
         <w:rPr>
@@ -1081,7 +1057,7 @@
           <w:sz w:val="24"/>
           <w:szCs w:val="24"/>
         </w:rPr>
-        <w:t xml:space="preserve">{{ issued_place }}</w:t>
+        <w:t>{{ issued_place }}</w:t>
       </w:r>
       <w:r>
         <w:rPr>
@@ -1143,7 +1119,7 @@
           <w:sz w:val="24"/>
           <w:szCs w:val="24"/>
         </w:rPr>
-        <w:t xml:space="preserve">{{ email_address }}</w:t>
+        <w:t>{{ email_address }}</w:t>
       </w:r>
       <w:r>
         <w:rPr>
@@ -1171,7 +1147,7 @@
           <w:sz w:val="24"/>
           <w:szCs w:val="24"/>
         </w:rPr>
-        <w:t xml:space="preserve">{{ phone }}</w:t>
+        <w:t>{{ phone }}</w:t>
       </w:r>
     </w:p>
     <w:p>
@@ -1206,7 +1182,7 @@
           <w:sz w:val="24"/>
           <w:szCs w:val="24"/>
         </w:rPr>
-        <w:t xml:space="preserve">{{ bank_account }}</w:t>
+        <w:t>{{ bank_account }}</w:t>
       </w:r>
       <w:r>
         <w:rPr>
@@ -1225,7 +1201,7 @@
           <w:sz w:val="24"/>
           <w:szCs w:val="24"/>
         </w:rPr>
-        <w:t xml:space="preserve">{{ bank_name }}</w:t>
+        <w:t>{{ bank_name }}</w:t>
       </w:r>
     </w:p>
     <w:p>
@@ -1329,7 +1305,7 @@
           <w:sz w:val="24"/>
           <w:szCs w:val="24"/>
         </w:rPr>
-        <w:t xml:space="preserve">{{ sum_activities }}</w:t>
+        <w:t>{{ sum_activities }}</w:t>
       </w:r>
       <w:r>
         <w:rPr>
@@ -1346,7 +1322,7 @@
           <w:sz w:val="24"/>
           <w:szCs w:val="24"/>
         </w:rPr>
-        <w:t xml:space="preserve">{{ activity_purpose }}</w:t>
+        <w:t>{{ activity_purpose }}</w:t>
       </w:r>
       <w:r>
         <w:rPr>
@@ -1372,7 +1348,7 @@
           <w:sz w:val="24"/>
           <w:szCs w:val="24"/>
         </w:rPr>
-        <w:t xml:space="preserve">{{ project_name }}</w:t>
+        <w:t>{{ project_name }}</w:t>
       </w:r>
       <w:r>
         <w:rPr>
@@ -1480,7 +1456,7 @@
           <w:sz w:val="24"/>
           <w:szCs w:val="24"/>
         </w:rPr>
-        <w:t xml:space="preserve">{{ end_date }}</w:t>
+        <w:t>{{ end_date }}</w:t>
       </w:r>
       <w:r>
         <w:rPr>
@@ -1534,7 +1510,6 @@
           <w:szCs w:val="24"/>
           <w:lang w:val="vi-VN"/>
         </w:rPr>
-        <w:lastRenderedPageBreak/>
         <w:t xml:space="preserve">IPS sẽ thanh toán cho </w:t>
       </w:r>
       <w:r>
@@ -1543,7 +1518,7 @@
           <w:sz w:val="24"/>
           <w:szCs w:val="24"/>
         </w:rPr>
-        <w:t xml:space="preserve">{{ pronoun }}</w:t>
+        <w:t>{{ pronoun }}</w:t>
       </w:r>
       <w:r>
         <w:rPr>
@@ -1560,7 +1535,7 @@
           <w:sz w:val="24"/>
           <w:szCs w:val="24"/>
         </w:rPr>
-        <w:t xml:space="preserve">{{ expert_name }}</w:t>
+        <w:t>{{ expert_name }}</w:t>
       </w:r>
       <w:r>
         <w:rPr>
@@ -1952,7 +1927,7 @@
                 <w:sz w:val="24"/>
                 <w:szCs w:val="24"/>
               </w:rPr>
-              <w:t>{{ activity.activity_name }} </w:t>
+              <w:t>{{ activity.activity_name }}</w:t>
             </w:r>
           </w:p>
         </w:tc>
@@ -2724,7 +2699,6 @@
           <w:szCs w:val="24"/>
           <w:lang w:val="vi-VN"/>
         </w:rPr>
-        <w:lastRenderedPageBreak/>
         <w:t>Bàn</w:t>
       </w:r>
       <w:r>
@@ -2883,6 +2857,7 @@
           <w:szCs w:val="24"/>
           <w:lang w:val="vi-VN"/>
         </w:rPr>
+        <w:lastRenderedPageBreak/>
         <w:t>Phối hợp với Bên B về việc thực hiện các nhiệm vụ theo hợp đồng.</w:t>
       </w:r>
     </w:p>
@@ -3549,11 +3524,6 @@
         <w:docPartUnique/>
       </w:docPartObj>
     </w:sdtPr>
-    <w:sdtEndPr>
-      <w:rPr>
-        <w:rStyle w:val="PageNumber"/>
-      </w:rPr>
-    </w:sdtEndPr>
     <w:sdtContent>
       <w:p>
         <w:pPr>
@@ -3622,11 +3592,6 @@
         <w:docPartUnique/>
       </w:docPartObj>
     </w:sdtPr>
-    <w:sdtEndPr>
-      <w:rPr>
-        <w:rStyle w:val="PageNumber"/>
-      </w:rPr>
-    </w:sdtEndPr>
     <w:sdtContent>
       <w:p>
         <w:pPr>
@@ -3710,11 +3675,6 @@
         <w:docPartUnique/>
       </w:docPartObj>
     </w:sdtPr>
-    <w:sdtEndPr>
-      <w:rPr>
-        <w:rStyle w:val="PageNumber"/>
-      </w:rPr>
-    </w:sdtEndPr>
     <w:sdtContent>
       <w:p>
         <w:pPr>
@@ -3783,11 +3743,6 @@
         <w:docPartUnique/>
       </w:docPartObj>
     </w:sdtPr>
-    <w:sdtEndPr>
-      <w:rPr>
-        <w:rStyle w:val="PageNumber"/>
-      </w:rPr>
-    </w:sdtEndPr>
     <w:sdtContent>
       <w:p>
         <w:pPr>
@@ -4243,7 +4198,7 @@
             </wp:anchor>
           </w:drawing>
         </mc:Choice>
-        <mc:Fallback xmlns:a14="http://schemas.microsoft.com/office/drawing/2010/main" xmlns:pic="http://schemas.openxmlformats.org/drawingml/2006/picture" xmlns:a="http://schemas.openxmlformats.org/drawingml/2006/main">
+        <mc:Fallback xmlns:a="http://schemas.openxmlformats.org/drawingml/2006/main" xmlns:pic="http://schemas.openxmlformats.org/drawingml/2006/picture" xmlns:a14="http://schemas.microsoft.com/office/drawing/2010/main">
           <w:pict>
             <v:line id="Straight Connector 3" style="position:absolute;z-index:251658241;visibility:visible;mso-wrap-style:square;mso-width-percent:0;mso-height-percent:0;mso-wrap-distance-left:9pt;mso-wrap-distance-top:-3e-5mm;mso-wrap-distance-right:9pt;mso-wrap-distance-bottom:-3e-5mm;mso-position-horizontal:absolute;mso-position-horizontal-relative:margin;mso-position-vertical:absolute;mso-position-vertical-relative:text;mso-width-percent:0;mso-height-percent:0;mso-width-relative:margin;mso-height-relative:margin" o:spid="_x0000_s1026" strokecolor="#0b4133" strokeweight="1pt" from="-2.1pt,2.6pt" to="471.3pt,2.6pt" w14:anchorId="0DF33733" o:gfxdata="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">
               <v:stroke joinstyle="miter"/>
@@ -4611,7 +4566,7 @@
             </wp:anchor>
           </w:drawing>
         </mc:Choice>
-        <mc:Fallback xmlns:a14="http://schemas.microsoft.com/office/drawing/2010/main" xmlns:pic="http://schemas.openxmlformats.org/drawingml/2006/picture" xmlns:a="http://schemas.openxmlformats.org/drawingml/2006/main">
+        <mc:Fallback xmlns:a="http://schemas.openxmlformats.org/drawingml/2006/main" xmlns:pic="http://schemas.openxmlformats.org/drawingml/2006/picture" xmlns:a14="http://schemas.microsoft.com/office/drawing/2010/main">
           <w:pict>
             <v:line id="Straight Connector 2" style="position:absolute;z-index:251658240;visibility:visible;mso-wrap-style:square;mso-width-percent:0;mso-height-percent:0;mso-wrap-distance-left:9pt;mso-wrap-distance-top:-3e-5mm;mso-wrap-distance-right:9pt;mso-wrap-distance-bottom:-3e-5mm;mso-position-horizontal:absolute;mso-position-horizontal-relative:margin;mso-position-vertical:absolute;mso-position-vertical-relative:text;mso-width-percent:0;mso-height-percent:0;mso-width-relative:margin;mso-height-relative:margin" o:spid="_x0000_s1026" strokecolor="#0b4133" strokeweight="1pt" from="-2.1pt,2.6pt" to="471.3pt,2.6pt" w14:anchorId="206D9B06" o:gfxdata="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">
               <v:stroke joinstyle="miter"/>
@@ -6601,6 +6556,27 @@
 </file>
 
 <file path=customXml/item1.xml><?xml version="1.0" encoding="utf-8"?>
+<b:Sources xmlns:b="http://schemas.openxmlformats.org/officeDocument/2006/bibliography" xmlns="http://schemas.openxmlformats.org/officeDocument/2006/bibliography" SelectedStyle="\APASixthEditionOfficeOnline.xsl" StyleName="APA" Version="6"/>
+</file>
+
+<file path=customXml/item2.xml><?xml version="1.0" encoding="utf-8"?>
+<p:properties xmlns:p="http://schemas.microsoft.com/office/2006/metadata/properties" xmlns:xsi="http://www.w3.org/2001/XMLSchema-instance" xmlns:pc="http://schemas.microsoft.com/office/infopath/2007/PartnerControls">
+  <documentManagement>
+    <_activity xmlns="c881be80-b84f-4b44-8632-b192d0d8f767" xsi:nil="true"/>
+  </documentManagement>
+</p:properties>
+</file>
+
+<file path=customXml/item3.xml><?xml version="1.0" encoding="utf-8"?>
+<?mso-contentType ?>
+<FormTemplates xmlns="http://schemas.microsoft.com/sharepoint/v3/contenttype/forms">
+  <Display>DocumentLibraryForm</Display>
+  <Edit>DocumentLibraryForm</Edit>
+  <New>DocumentLibraryForm</New>
+</FormTemplates>
+</file>
+
+<file path=customXml/item4.xml><?xml version="1.0" encoding="utf-8"?>
 <ct:contentTypeSchema xmlns:ct="http://schemas.microsoft.com/office/2006/metadata/contentType" xmlns:ma="http://schemas.microsoft.com/office/2006/metadata/properties/metaAttributes" ct:_="" ma:_="" ma:contentTypeName="Tài liệu" ma:contentTypeID="0x0101004F72A1D5142FAE46B036A5EA2C77379A" ma:contentTypeVersion="18" ma:contentTypeDescription="Tạo tài liệu mới." ma:contentTypeScope="" ma:versionID="a68219e28fcc2d2ac632436a87262080">
   <xsd:schema xmlns:xsd="http://www.w3.org/2001/XMLSchema" xmlns:xs="http://www.w3.org/2001/XMLSchema" xmlns:p="http://schemas.microsoft.com/office/2006/metadata/properties" xmlns:ns3="c881be80-b84f-4b44-8632-b192d0d8f767" xmlns:ns4="2dd08d4c-efa2-438a-8902-c2e78d21ae14" targetNamespace="http://schemas.microsoft.com/office/2006/metadata/properties" ma:root="true" ma:fieldsID="f408fbdb77cd570cf2e84b687cae4b4d" ns3:_="" ns4:_="">
     <xsd:import namespace="c881be80-b84f-4b44-8632-b192d0d8f767"/>
@@ -6853,28 +6829,33 @@
 </ct:contentTypeSchema>
 </file>
 
-<file path=customXml/item2.xml><?xml version="1.0" encoding="utf-8"?>
-<?mso-contentType ?>
-<FormTemplates xmlns="http://schemas.microsoft.com/sharepoint/v3/contenttype/forms">
-  <Display>DocumentLibraryForm</Display>
-  <Edit>DocumentLibraryForm</Edit>
-  <New>DocumentLibraryForm</New>
-</FormTemplates>
+<file path=customXml/itemProps1.xml><?xml version="1.0" encoding="utf-8"?>
+<ds:datastoreItem xmlns:ds="http://schemas.openxmlformats.org/officeDocument/2006/customXml" ds:itemID="{FA65F82B-7F7F-4D98-81A6-86149BE65651}">
+  <ds:schemaRefs>
+    <ds:schemaRef ds:uri="http://schemas.openxmlformats.org/officeDocument/2006/bibliography"/>
+  </ds:schemaRefs>
+</ds:datastoreItem>
 </file>
 
-<file path=customXml/item3.xml><?xml version="1.0" encoding="utf-8"?>
-<p:properties xmlns:p="http://schemas.microsoft.com/office/2006/metadata/properties" xmlns:xsi="http://www.w3.org/2001/XMLSchema-instance" xmlns:pc="http://schemas.microsoft.com/office/infopath/2007/PartnerControls">
-  <documentManagement>
-    <_activity xmlns="c881be80-b84f-4b44-8632-b192d0d8f767" xsi:nil="true"/>
-  </documentManagement>
-</p:properties>
+<file path=customXml/itemProps2.xml><?xml version="1.0" encoding="utf-8"?>
+<ds:datastoreItem xmlns:ds="http://schemas.openxmlformats.org/officeDocument/2006/customXml" ds:itemID="{A5412240-7686-4E27-999D-0E79A2BE22B7}">
+  <ds:schemaRefs>
+    <ds:schemaRef ds:uri="http://schemas.microsoft.com/office/2006/metadata/properties"/>
+    <ds:schemaRef ds:uri="http://schemas.microsoft.com/office/infopath/2007/PartnerControls"/>
+    <ds:schemaRef ds:uri="c881be80-b84f-4b44-8632-b192d0d8f767"/>
+  </ds:schemaRefs>
+</ds:datastoreItem>
 </file>
 
-<file path=customXml/item4.xml><?xml version="1.0" encoding="utf-8"?>
-<b:Sources xmlns:b="http://schemas.openxmlformats.org/officeDocument/2006/bibliography" xmlns="http://schemas.openxmlformats.org/officeDocument/2006/bibliography" SelectedStyle="\APASixthEditionOfficeOnline.xsl" StyleName="APA" Version="6"/>
+<file path=customXml/itemProps3.xml><?xml version="1.0" encoding="utf-8"?>
+<ds:datastoreItem xmlns:ds="http://schemas.openxmlformats.org/officeDocument/2006/customXml" ds:itemID="{273CA919-C68D-4803-8DE4-978DF6700EA6}">
+  <ds:schemaRefs>
+    <ds:schemaRef ds:uri="http://schemas.microsoft.com/sharepoint/v3/contenttype/forms"/>
+  </ds:schemaRefs>
+</ds:datastoreItem>
 </file>
 
-<file path=customXml/itemProps1.xml><?xml version="1.0" encoding="utf-8"?>
+<file path=customXml/itemProps4.xml><?xml version="1.0" encoding="utf-8"?>
 <ds:datastoreItem xmlns:ds="http://schemas.openxmlformats.org/officeDocument/2006/customXml" ds:itemID="{2E366D6E-A09B-4644-964E-4F066930A08E}">
   <ds:schemaRefs>
     <ds:schemaRef ds:uri="http://schemas.microsoft.com/office/2006/metadata/contentType"/>
@@ -6891,30 +6872,4 @@
     <ds:schemaRef ds:uri="http://schemas.microsoft.com/internal/obd"/>
   </ds:schemaRefs>
 </ds:datastoreItem>
-</file>
-
-<file path=customXml/itemProps2.xml><?xml version="1.0" encoding="utf-8"?>
-<ds:datastoreItem xmlns:ds="http://schemas.openxmlformats.org/officeDocument/2006/customXml" ds:itemID="{273CA919-C68D-4803-8DE4-978DF6700EA6}">
-  <ds:schemaRefs>
-    <ds:schemaRef ds:uri="http://schemas.microsoft.com/sharepoint/v3/contenttype/forms"/>
-  </ds:schemaRefs>
-</ds:datastoreItem>
-</file>
-
-<file path=customXml/itemProps3.xml><?xml version="1.0" encoding="utf-8"?>
-<ds:datastoreItem xmlns:ds="http://schemas.openxmlformats.org/officeDocument/2006/customXml" ds:itemID="{A5412240-7686-4E27-999D-0E79A2BE22B7}">
-  <ds:schemaRefs>
-    <ds:schemaRef ds:uri="http://schemas.microsoft.com/office/2006/metadata/properties"/>
-    <ds:schemaRef ds:uri="http://schemas.microsoft.com/office/infopath/2007/PartnerControls"/>
-    <ds:schemaRef ds:uri="c881be80-b84f-4b44-8632-b192d0d8f767"/>
-  </ds:schemaRefs>
-</ds:datastoreItem>
-</file>
-
-<file path=customXml/itemProps4.xml><?xml version="1.0" encoding="utf-8"?>
-<ds:datastoreItem xmlns:ds="http://schemas.openxmlformats.org/officeDocument/2006/customXml" ds:itemID="{FA65F82B-7F7F-4D98-81A6-86149BE65651}">
-  <ds:schemaRefs>
-    <ds:schemaRef ds:uri="http://schemas.openxmlformats.org/officeDocument/2006/bibliography"/>
-  </ds:schemaRefs>
-</ds:datastoreItem>
 </file>